--- a/Assets/Document/云熹约定项目文档/13.后续剧情/修罗场剧情文本/周杉&何行舟线/TE线·渊（包含四个结局）.docx
+++ b/Assets/Document/云熹约定项目文档/13.后续剧情/修罗场剧情文本/周杉&何行舟线/TE线·渊（包含四个结局）.docx
@@ -8357,7 +8357,7 @@
           <w:sz w:val="28"/>
           <w:szCs w:val="28"/>
         </w:rPr>
-        <w:t>||他的声音极低，带着一如既往的温柔，却让你浑身的血液发冷||</w:t>
+        <w:t>||他的声音极低，带着一如既往的温柔，却让你浑身发冷||</w:t>
       </w:r>
     </w:p>
     <w:p>
@@ -8846,6 +8846,35 @@
     <w:p>
       <w:pPr>
         <w:rPr>
+          <w:rFonts w:hint="default"/>
+          <w:sz w:val="28"/>
+          <w:szCs w:val="28"/>
+          <w:lang w:val="en-US" w:eastAsia="zh-CN"/>
+        </w:rPr>
+      </w:pPr>
+      <w:r>
+        <w:rPr>
+          <w:rFonts w:hint="eastAsia"/>
+          <w:sz w:val="28"/>
+          <w:szCs w:val="28"/>
+          <w:lang w:val="en-US" w:eastAsia="zh-CN"/>
+        </w:rPr>
+        <w:t>||是何行舟打来的，你看了看时间，距离你出门才不过五分钟||</w:t>
+      </w:r>
+    </w:p>
+    <w:p>
+      <w:pPr>
+        <w:rPr>
+          <w:rFonts w:hint="eastAsia"/>
+          <w:sz w:val="28"/>
+          <w:szCs w:val="28"/>
+          <w:lang w:val="en-US" w:eastAsia="zh-CN"/>
+        </w:rPr>
+      </w:pPr>
+    </w:p>
+    <w:p>
+      <w:pPr>
+        <w:rPr>
           <w:rFonts w:hint="eastAsia"/>
           <w:sz w:val="28"/>
           <w:szCs w:val="28"/>
@@ -8888,7 +8917,7 @@
           <w:szCs w:val="28"/>
           <w:lang w:val="en-US" w:eastAsia="zh-CN"/>
         </w:rPr>
-        <w:t>||你心头一紧，并没有被他的兴奋语气蒙蔽双眼，你隐隐知道他想做什么，但已经走到了这一步……||</w:t>
+        <w:t>||你心头一紧，并没有被他的兴奋语气蒙蔽，你隐隐知道他想做什么，但已经走到了这一步……||</w:t>
       </w:r>
     </w:p>
     <w:p>
@@ -9865,7 +9894,7 @@
           <w:szCs w:val="28"/>
           <w:lang w:val="en-US" w:eastAsia="zh-CN"/>
         </w:rPr>
-        <w:t>||黑暗中，一声极轻的叹息落在你的耳畔，那股混杂着沐浴露香气的冰冷气息瞬间覆压上来||</w:t>
+        <w:t>||黑暗中，一声极轻的叹息落在你的耳畔，那股混杂着沐浴露香气的阴冷气息瞬间覆压上来||</w:t>
       </w:r>
     </w:p>
     <w:p>
@@ -9952,16 +9981,7 @@
           <w:szCs w:val="28"/>
           <w:lang w:val="en-US" w:eastAsia="zh-CN"/>
         </w:rPr>
-        <w:t>何行舟||“如果是</w:t>
-      </w:r>
-      <w:r>
-        <w:rPr>
-          <w:rFonts w:hint="eastAsia"/>
-          <w:sz w:val="28"/>
-          <w:szCs w:val="28"/>
-          <w:lang w:val="en-US" w:eastAsia="zh-CN"/>
-        </w:rPr>
-        <w:t>他，你也会这么害怕吗……”||0000</w:t>
+        <w:t>何行舟||“如果是他，你也会这么害怕吗……”||0000</w:t>
       </w:r>
     </w:p>
     <w:p>
@@ -10098,177 +10118,590 @@
           <w:szCs w:val="28"/>
           <w:lang w:val="en-US" w:eastAsia="zh-CN"/>
         </w:rPr>
-        <w:t>||</w:t>
-      </w:r>
-      <w:r>
-        <w:rPr>
-          <w:rFonts w:hint="eastAsia"/>
-          <w:sz w:val="28"/>
-          <w:szCs w:val="28"/>
-        </w:rPr>
-        <w:t>你猛地睁开眼，却因为一无所知而满眼惊惶，下意识地想要退缩</w:t>
-      </w:r>
-      <w:r>
-        <w:rPr>
-          <w:rFonts w:hint="eastAsia"/>
-          <w:sz w:val="28"/>
-          <w:szCs w:val="28"/>
-          <w:lang w:val="en-US" w:eastAsia="zh-CN"/>
-        </w:rPr>
-        <w:t>||</w:t>
-      </w:r>
-    </w:p>
-    <w:p>
-      <w:pPr>
-        <w:rPr>
-          <w:rFonts w:hint="eastAsia"/>
-          <w:sz w:val="28"/>
-          <w:szCs w:val="28"/>
-          <w:lang w:val="en-US" w:eastAsia="zh-CN"/>
-        </w:rPr>
-      </w:pPr>
-    </w:p>
-    <w:p>
-      <w:pPr>
-        <w:rPr>
-          <w:rFonts w:hint="eastAsia"/>
-          <w:sz w:val="28"/>
-          <w:szCs w:val="28"/>
-          <w:lang w:val="en-US" w:eastAsia="zh-CN"/>
-        </w:rPr>
-      </w:pPr>
-      <w:r>
-        <w:rPr>
-          <w:rFonts w:hint="eastAsia"/>
-          <w:sz w:val="28"/>
-          <w:szCs w:val="28"/>
-          <w:lang w:val="en-US" w:eastAsia="zh-CN"/>
-        </w:rPr>
-        <w:t>||</w:t>
-      </w:r>
-      <w:r>
-        <w:rPr>
-          <w:rFonts w:hint="eastAsia"/>
-          <w:sz w:val="28"/>
-          <w:szCs w:val="28"/>
-        </w:rPr>
-        <w:t>这种将他视作怪物的惊恐反应，瞬间刺痛并激怒了何行舟</w:t>
-      </w:r>
-      <w:r>
-        <w:rPr>
-          <w:rFonts w:hint="eastAsia"/>
-          <w:sz w:val="28"/>
-          <w:szCs w:val="28"/>
-          <w:lang w:val="en-US" w:eastAsia="zh-CN"/>
-        </w:rPr>
-        <w:t>||</w:t>
-      </w:r>
-    </w:p>
-    <w:p>
-      <w:pPr>
-        <w:rPr>
-          <w:rFonts w:hint="eastAsia"/>
-          <w:sz w:val="28"/>
-          <w:szCs w:val="28"/>
-          <w:lang w:val="en-US" w:eastAsia="zh-CN"/>
-        </w:rPr>
-      </w:pPr>
-    </w:p>
-    <w:p>
-      <w:pPr>
-        <w:rPr>
-          <w:rFonts w:hint="eastAsia"/>
-          <w:sz w:val="28"/>
-          <w:szCs w:val="28"/>
-          <w:lang w:val="en-US" w:eastAsia="zh-CN"/>
-        </w:rPr>
-      </w:pPr>
-      <w:r>
-        <w:rPr>
-          <w:rFonts w:hint="eastAsia"/>
-          <w:sz w:val="28"/>
-          <w:szCs w:val="28"/>
-          <w:lang w:val="en-US" w:eastAsia="zh-CN"/>
-        </w:rPr>
-        <w:t>||</w:t>
-      </w:r>
-      <w:r>
-        <w:rPr>
-          <w:rFonts w:hint="eastAsia"/>
-          <w:sz w:val="28"/>
-          <w:szCs w:val="28"/>
-        </w:rPr>
-        <w:t>在绝对力量的压制下，你失去了所有斡旋的余地，一切挣扎归于死寂</w:t>
-      </w:r>
-      <w:r>
-        <w:rPr>
-          <w:rFonts w:hint="eastAsia"/>
-          <w:sz w:val="28"/>
-          <w:szCs w:val="28"/>
-          <w:lang w:val="en-US" w:eastAsia="zh-CN"/>
-        </w:rPr>
-        <w:t>||</w:t>
-      </w:r>
-    </w:p>
-    <w:p>
-      <w:pPr>
-        <w:rPr>
-          <w:rFonts w:hint="eastAsia"/>
-          <w:sz w:val="28"/>
-          <w:szCs w:val="28"/>
-          <w:lang w:val="en-US" w:eastAsia="zh-CN"/>
-        </w:rPr>
-      </w:pPr>
-    </w:p>
-    <w:p>
-      <w:pPr>
-        <w:rPr>
-          <w:rFonts w:hint="eastAsia"/>
-          <w:sz w:val="28"/>
-          <w:szCs w:val="28"/>
-          <w:lang w:val="en-US" w:eastAsia="zh-CN"/>
-        </w:rPr>
-      </w:pPr>
-      <w:r>
-        <w:rPr>
-          <w:rFonts w:hint="eastAsia"/>
-          <w:sz w:val="28"/>
-          <w:szCs w:val="28"/>
-          <w:lang w:val="en-US" w:eastAsia="zh-CN"/>
-        </w:rPr>
-        <w:t>||【系统提示】获得 Bad End “仓促赴死</w:t>
+        <w:t>||你猛地睁开眼，由于之前的推理想法全盘落空，你的大脑一片空白，只剩下本能的惊惶||</w:t>
+      </w:r>
+    </w:p>
+    <w:p>
+      <w:pPr>
+        <w:rPr>
+          <w:rFonts w:hint="eastAsia"/>
+          <w:sz w:val="28"/>
+          <w:szCs w:val="28"/>
+          <w:lang w:val="en-US" w:eastAsia="zh-CN"/>
+        </w:rPr>
+      </w:pPr>
+    </w:p>
+    <w:p>
+      <w:pPr>
+        <w:rPr>
+          <w:rFonts w:hint="default"/>
+          <w:sz w:val="28"/>
+          <w:szCs w:val="28"/>
+          <w:lang w:val="en-US" w:eastAsia="zh-CN"/>
+        </w:rPr>
+      </w:pPr>
+      <w:r>
+        <w:rPr>
+          <w:rFonts w:hint="eastAsia"/>
+          <w:sz w:val="28"/>
+          <w:szCs w:val="28"/>
+          <w:lang w:val="en-US" w:eastAsia="zh-CN"/>
+        </w:rPr>
+        <w:t>||身侧有人！是谁？||</w:t>
+      </w:r>
+    </w:p>
+    <w:p>
+      <w:pPr>
+        <w:rPr>
+          <w:rFonts w:hint="eastAsia"/>
+          <w:sz w:val="28"/>
+          <w:szCs w:val="28"/>
+          <w:lang w:val="en-US" w:eastAsia="zh-CN"/>
+        </w:rPr>
+      </w:pPr>
+    </w:p>
+    <w:p>
+      <w:pPr>
+        <w:rPr>
+          <w:rFonts w:hint="eastAsia"/>
+          <w:sz w:val="28"/>
+          <w:szCs w:val="28"/>
+          <w:lang w:val="en-US" w:eastAsia="zh-CN"/>
+        </w:rPr>
+      </w:pPr>
+      <w:r>
+        <w:rPr>
+          <w:rFonts w:hint="eastAsia"/>
+          <w:sz w:val="28"/>
+          <w:szCs w:val="28"/>
+          <w:lang w:val="en-US" w:eastAsia="zh-CN"/>
+        </w:rPr>
+        <w:t>||你下意识地身体向后缩去，后背重重地撞上了冰冷的墙壁||</w:t>
+      </w:r>
+    </w:p>
+    <w:p>
+      <w:pPr>
+        <w:rPr>
+          <w:rFonts w:hint="eastAsia"/>
+          <w:sz w:val="28"/>
+          <w:szCs w:val="28"/>
+          <w:lang w:val="en-US" w:eastAsia="zh-CN"/>
+        </w:rPr>
+      </w:pPr>
+    </w:p>
+    <w:p>
+      <w:pPr>
+        <w:rPr>
+          <w:rFonts w:hint="eastAsia"/>
+          <w:sz w:val="28"/>
+          <w:szCs w:val="28"/>
+          <w:lang w:val="en-US" w:eastAsia="zh-CN"/>
+        </w:rPr>
+      </w:pPr>
+      <w:r>
+        <w:rPr>
+          <w:rFonts w:hint="eastAsia"/>
+          <w:sz w:val="28"/>
+          <w:szCs w:val="28"/>
+          <w:lang w:val="en-US" w:eastAsia="zh-CN"/>
+        </w:rPr>
+        <w:t>||恐惧如同冰水浇透了全身，你张开嘴试图呼救，但那人的动作比你更快||</w:t>
+      </w:r>
+    </w:p>
+    <w:p>
+      <w:pPr>
+        <w:rPr>
+          <w:rFonts w:hint="eastAsia"/>
+          <w:sz w:val="28"/>
+          <w:szCs w:val="28"/>
+          <w:lang w:val="en-US" w:eastAsia="zh-CN"/>
+        </w:rPr>
+      </w:pPr>
+    </w:p>
+    <w:p>
+      <w:pPr>
+        <w:rPr>
+          <w:rFonts w:hint="eastAsia"/>
+          <w:sz w:val="28"/>
+          <w:szCs w:val="28"/>
+          <w:lang w:val="en-US" w:eastAsia="zh-CN"/>
+        </w:rPr>
+      </w:pPr>
+      <w:r>
+        <w:rPr>
+          <w:rFonts w:hint="eastAsia"/>
+          <w:sz w:val="28"/>
+          <w:szCs w:val="28"/>
+          <w:lang w:val="en-US" w:eastAsia="zh-CN"/>
+        </w:rPr>
+        <w:t>||他没有说话，高大的身躯如同捕食的野兽般倾覆而下，两只手死死地掐住了你的脖子，硬生生将你的声音堵回了喉咙里||</w:t>
+      </w:r>
+    </w:p>
+    <w:p>
+      <w:pPr>
+        <w:rPr>
+          <w:rFonts w:hint="eastAsia"/>
+          <w:sz w:val="28"/>
+          <w:szCs w:val="28"/>
+          <w:lang w:val="en-US" w:eastAsia="zh-CN"/>
+        </w:rPr>
+      </w:pPr>
+    </w:p>
+    <w:p>
+      <w:pPr>
+        <w:rPr>
+          <w:rFonts w:hint="default"/>
+          <w:sz w:val="28"/>
+          <w:szCs w:val="28"/>
+          <w:lang w:val="en-US" w:eastAsia="zh-CN"/>
+        </w:rPr>
+      </w:pPr>
+      <w:r>
+        <w:rPr>
+          <w:rFonts w:hint="eastAsia"/>
+          <w:sz w:val="28"/>
+          <w:szCs w:val="28"/>
+          <w:lang w:val="en-US" w:eastAsia="zh-CN"/>
+        </w:rPr>
+        <w:t>女主名||“呃……”||0000</w:t>
+      </w:r>
+    </w:p>
+    <w:p>
+      <w:pPr>
+        <w:rPr>
+          <w:rFonts w:hint="eastAsia"/>
+          <w:sz w:val="28"/>
+          <w:szCs w:val="28"/>
+          <w:lang w:val="en-US" w:eastAsia="zh-CN"/>
+        </w:rPr>
+      </w:pPr>
+    </w:p>
+    <w:p>
+      <w:pPr>
+        <w:rPr>
+          <w:rFonts w:hint="eastAsia"/>
+          <w:sz w:val="28"/>
+          <w:szCs w:val="28"/>
+          <w:lang w:val="en-US" w:eastAsia="zh-CN"/>
+        </w:rPr>
+      </w:pPr>
+      <w:r>
+        <w:rPr>
+          <w:rFonts w:hint="eastAsia"/>
+          <w:sz w:val="28"/>
+          <w:szCs w:val="28"/>
+          <w:lang w:val="en-US" w:eastAsia="zh-CN"/>
+        </w:rPr>
+        <w:t>||窒息感瞬间涌上，你在绝对的力量压制下拼命挣扎，双手胡乱地抓挠着那只铁钳般的手臂||</w:t>
+      </w:r>
+    </w:p>
+    <w:p>
+      <w:pPr>
+        <w:rPr>
+          <w:rFonts w:hint="eastAsia"/>
+          <w:sz w:val="28"/>
+          <w:szCs w:val="28"/>
+          <w:lang w:val="en-US" w:eastAsia="zh-CN"/>
+        </w:rPr>
+      </w:pPr>
+    </w:p>
+    <w:p>
+      <w:pPr>
+        <w:rPr>
+          <w:rFonts w:hint="eastAsia"/>
+          <w:sz w:val="28"/>
+          <w:szCs w:val="28"/>
+          <w:lang w:val="en-US" w:eastAsia="zh-CN"/>
+        </w:rPr>
+      </w:pPr>
+      <w:r>
+        <w:rPr>
+          <w:rFonts w:hint="eastAsia"/>
+          <w:sz w:val="28"/>
+          <w:szCs w:val="28"/>
+          <w:lang w:val="en-US" w:eastAsia="zh-CN"/>
+        </w:rPr>
+        <w:t>||就在你快要失去意识的边缘，窗外的一阵风吹散了浮云，惨白的月光透过窗帘的缝隙，直直地打在了上方那人的脸上||</w:t>
+      </w:r>
+    </w:p>
+    <w:p>
+      <w:pPr>
+        <w:rPr>
+          <w:rFonts w:hint="eastAsia"/>
+          <w:sz w:val="28"/>
+          <w:szCs w:val="28"/>
+          <w:lang w:val="en-US" w:eastAsia="zh-CN"/>
+        </w:rPr>
+      </w:pPr>
+    </w:p>
+    <w:p>
+      <w:pPr>
+        <w:rPr>
+          <w:rFonts w:hint="eastAsia"/>
+          <w:sz w:val="28"/>
+          <w:szCs w:val="28"/>
+          <w:lang w:val="en-US" w:eastAsia="zh-CN"/>
+        </w:rPr>
+      </w:pPr>
+      <w:r>
+        <w:rPr>
+          <w:rFonts w:hint="eastAsia"/>
+          <w:sz w:val="28"/>
+          <w:szCs w:val="28"/>
+          <w:lang w:val="en-US" w:eastAsia="zh-CN"/>
+        </w:rPr>
+        <w:t>||你看清了||</w:t>
+      </w:r>
+    </w:p>
+    <w:p>
+      <w:pPr>
+        <w:rPr>
+          <w:rFonts w:hint="eastAsia"/>
+          <w:sz w:val="28"/>
+          <w:szCs w:val="28"/>
+          <w:lang w:val="en-US" w:eastAsia="zh-CN"/>
+        </w:rPr>
+      </w:pPr>
+    </w:p>
+    <w:p>
+      <w:pPr>
+        <w:rPr>
+          <w:rFonts w:hint="eastAsia"/>
+          <w:sz w:val="28"/>
+          <w:szCs w:val="28"/>
+          <w:lang w:val="en-US" w:eastAsia="zh-CN"/>
+        </w:rPr>
+      </w:pPr>
+      <w:r>
+        <w:rPr>
+          <w:rFonts w:hint="eastAsia"/>
+          <w:sz w:val="28"/>
+          <w:szCs w:val="28"/>
+          <w:lang w:val="en-US" w:eastAsia="zh-CN"/>
+        </w:rPr>
+        <w:t>||是他||</w:t>
+      </w:r>
+    </w:p>
+    <w:p>
+      <w:pPr>
+        <w:rPr>
+          <w:rFonts w:hint="eastAsia"/>
+          <w:sz w:val="28"/>
+          <w:szCs w:val="28"/>
+          <w:lang w:val="en-US" w:eastAsia="zh-CN"/>
+        </w:rPr>
+      </w:pPr>
+    </w:p>
+    <w:p>
+      <w:pPr>
+        <w:rPr>
+          <w:rFonts w:hint="eastAsia"/>
+          <w:sz w:val="28"/>
+          <w:szCs w:val="28"/>
+          <w:lang w:val="en-US" w:eastAsia="zh-CN"/>
+        </w:rPr>
+      </w:pPr>
+      <w:r>
+        <w:rPr>
+          <w:rFonts w:hint="eastAsia"/>
+          <w:sz w:val="28"/>
+          <w:szCs w:val="28"/>
+          <w:lang w:val="en-US" w:eastAsia="zh-CN"/>
+        </w:rPr>
+        <w:t>||那张你无比熟悉的、总是带着温润笑意的脸庞，此刻却如同浸在冰水里的石雕，没有一丝人类的情感||</w:t>
+      </w:r>
+    </w:p>
+    <w:p>
+      <w:pPr>
+        <w:rPr>
+          <w:rFonts w:hint="eastAsia"/>
+          <w:sz w:val="28"/>
+          <w:szCs w:val="28"/>
+          <w:lang w:val="en-US" w:eastAsia="zh-CN"/>
+        </w:rPr>
+      </w:pPr>
+    </w:p>
+    <w:p>
+      <w:pPr>
+        <w:rPr>
+          <w:rFonts w:hint="eastAsia"/>
+          <w:sz w:val="28"/>
+          <w:szCs w:val="28"/>
+          <w:lang w:val="en-US" w:eastAsia="zh-CN"/>
+        </w:rPr>
+      </w:pPr>
+      <w:r>
+        <w:rPr>
+          <w:rFonts w:hint="eastAsia"/>
+          <w:sz w:val="28"/>
+          <w:szCs w:val="28"/>
+          <w:lang w:val="en-US" w:eastAsia="zh-CN"/>
+        </w:rPr>
+        <w:t>||他的眼睛死死地盯着你，瞳孔里倒映着你因恐惧和缺氧而扭曲的脸||</w:t>
+      </w:r>
+    </w:p>
+    <w:p>
+      <w:pPr>
+        <w:rPr>
+          <w:rFonts w:hint="eastAsia"/>
+          <w:sz w:val="28"/>
+          <w:szCs w:val="28"/>
+          <w:lang w:val="en-US" w:eastAsia="zh-CN"/>
+        </w:rPr>
+      </w:pPr>
+    </w:p>
+    <w:p>
+      <w:pPr>
+        <w:rPr>
+          <w:rFonts w:hint="eastAsia"/>
+          <w:sz w:val="28"/>
+          <w:szCs w:val="28"/>
+          <w:lang w:val="en-US" w:eastAsia="zh-CN"/>
+        </w:rPr>
+      </w:pPr>
+      <w:r>
+        <w:rPr>
+          <w:rFonts w:hint="eastAsia"/>
+          <w:sz w:val="28"/>
+          <w:szCs w:val="28"/>
+          <w:lang w:val="en-US" w:eastAsia="zh-CN"/>
+        </w:rPr>
+        <w:t>||不可置信、荒谬、以及比窒息更沉重的绝望，在这一瞬间如同海啸般将你彻底淹没||</w:t>
+      </w:r>
+    </w:p>
+    <w:p>
+      <w:pPr>
+        <w:rPr>
+          <w:rFonts w:hint="eastAsia"/>
+          <w:sz w:val="28"/>
+          <w:szCs w:val="28"/>
+          <w:lang w:val="en-US" w:eastAsia="zh-CN"/>
+        </w:rPr>
+      </w:pPr>
+    </w:p>
+    <w:p>
+      <w:pPr>
+        <w:rPr>
+          <w:rFonts w:hint="eastAsia"/>
+          <w:sz w:val="28"/>
+          <w:szCs w:val="28"/>
+          <w:lang w:val="en-US" w:eastAsia="zh-CN"/>
+        </w:rPr>
+      </w:pPr>
+      <w:r>
+        <w:rPr>
+          <w:rFonts w:hint="eastAsia"/>
+          <w:sz w:val="28"/>
+          <w:szCs w:val="28"/>
+          <w:lang w:val="en-US" w:eastAsia="zh-CN"/>
+        </w:rPr>
+        <w:t>||看着你眼中从惊恐转为极度震惊的绝望，何行舟微微歪了歪头，掐住你脖子的力道并没有松开分毫||</w:t>
+      </w:r>
+    </w:p>
+    <w:p>
+      <w:pPr>
+        <w:rPr>
+          <w:rFonts w:hint="eastAsia"/>
+          <w:sz w:val="28"/>
+          <w:szCs w:val="28"/>
+          <w:lang w:val="en-US" w:eastAsia="zh-CN"/>
+        </w:rPr>
+      </w:pPr>
+    </w:p>
+    <w:p>
+      <w:pPr>
+        <w:rPr>
+          <w:rFonts w:hint="eastAsia"/>
+          <w:sz w:val="28"/>
+          <w:szCs w:val="28"/>
+          <w:lang w:val="en-US" w:eastAsia="zh-CN"/>
+        </w:rPr>
+      </w:pPr>
+      <w:r>
+        <w:rPr>
+          <w:rFonts w:hint="eastAsia"/>
+          <w:sz w:val="28"/>
+          <w:szCs w:val="28"/>
+          <w:lang w:val="en-US" w:eastAsia="zh-CN"/>
+        </w:rPr>
+        <w:t>何行舟||“为什么……我不是怪物，不要这样看着我！”||0000</w:t>
+      </w:r>
+    </w:p>
+    <w:p>
+      <w:pPr>
+        <w:rPr>
+          <w:rFonts w:hint="eastAsia"/>
+          <w:sz w:val="28"/>
+          <w:szCs w:val="28"/>
+          <w:lang w:val="en-US" w:eastAsia="zh-CN"/>
+        </w:rPr>
+      </w:pPr>
+    </w:p>
+    <w:p>
+      <w:pPr>
+        <w:rPr>
+          <w:rFonts w:hint="eastAsia"/>
+          <w:sz w:val="28"/>
+          <w:szCs w:val="28"/>
+          <w:lang w:val="en-US" w:eastAsia="zh-CN"/>
+        </w:rPr>
+      </w:pPr>
+      <w:r>
+        <w:rPr>
+          <w:rFonts w:hint="eastAsia"/>
+          <w:sz w:val="28"/>
+          <w:szCs w:val="28"/>
+          <w:lang w:val="en-US" w:eastAsia="zh-CN"/>
+        </w:rPr>
+        <w:t>||他的声音带着令人毛骨悚然的寒意，在寂静的夜里如毒蛇般钻进你的耳朵||</w:t>
+      </w:r>
+    </w:p>
+    <w:p>
+      <w:pPr>
+        <w:rPr>
+          <w:rFonts w:hint="eastAsia"/>
+          <w:sz w:val="28"/>
+          <w:szCs w:val="28"/>
+          <w:lang w:val="en-US" w:eastAsia="zh-CN"/>
+        </w:rPr>
+      </w:pPr>
+    </w:p>
+    <w:p>
+      <w:pPr>
+        <w:rPr>
+          <w:rFonts w:hint="eastAsia"/>
+          <w:sz w:val="28"/>
+          <w:szCs w:val="28"/>
+          <w:lang w:val="en-US" w:eastAsia="zh-CN"/>
+        </w:rPr>
+      </w:pPr>
+      <w:r>
+        <w:rPr>
+          <w:rFonts w:hint="eastAsia"/>
+          <w:sz w:val="28"/>
+          <w:szCs w:val="28"/>
+          <w:lang w:val="en-US" w:eastAsia="zh-CN"/>
+        </w:rPr>
+        <w:t>||空气中那一丝令人作呕的异样气味，此刻混合着缺氧的眩晕，浓烈得几乎要剥夺你所有的生机||</w:t>
+      </w:r>
+    </w:p>
+    <w:p>
+      <w:pPr>
+        <w:rPr>
+          <w:rFonts w:hint="eastAsia"/>
+          <w:sz w:val="28"/>
+          <w:szCs w:val="28"/>
+          <w:lang w:val="en-US" w:eastAsia="zh-CN"/>
+        </w:rPr>
+      </w:pPr>
+    </w:p>
+    <w:p>
+      <w:pPr>
+        <w:rPr>
+          <w:rFonts w:hint="eastAsia"/>
+          <w:sz w:val="28"/>
+          <w:szCs w:val="28"/>
+          <w:lang w:val="en-US" w:eastAsia="zh-CN"/>
+        </w:rPr>
+      </w:pPr>
+      <w:r>
+        <w:rPr>
+          <w:rFonts w:hint="eastAsia"/>
+          <w:sz w:val="28"/>
+          <w:szCs w:val="28"/>
+          <w:lang w:val="en-US" w:eastAsia="zh-CN"/>
+        </w:rPr>
+        <w:t>||他腾出一只手轻柔地抚上你的脸颊，指腹摩挲着你因缺氧而失去血色的嘴唇，嘴角缓缓勾起一抹疯狂的笑意||</w:t>
+      </w:r>
+    </w:p>
+    <w:p>
+      <w:pPr>
+        <w:rPr>
+          <w:rFonts w:hint="eastAsia"/>
+          <w:sz w:val="28"/>
+          <w:szCs w:val="28"/>
+          <w:lang w:val="en-US" w:eastAsia="zh-CN"/>
+        </w:rPr>
+      </w:pPr>
+    </w:p>
+    <w:p>
+      <w:pPr>
+        <w:rPr>
+          <w:rFonts w:hint="eastAsia"/>
+          <w:sz w:val="28"/>
+          <w:szCs w:val="28"/>
+          <w:lang w:val="en-US" w:eastAsia="zh-CN"/>
+        </w:rPr>
+      </w:pPr>
+      <w:r>
+        <w:rPr>
+          <w:rFonts w:hint="eastAsia"/>
+          <w:sz w:val="28"/>
+          <w:szCs w:val="28"/>
+          <w:lang w:val="en-US" w:eastAsia="zh-CN"/>
+        </w:rPr>
+        <w:t>何行舟||“不过没关系……既然你发现了，那就换一种方式，永远留在我身边吧。”||0000</w:t>
+      </w:r>
+    </w:p>
+    <w:p>
+      <w:pPr>
+        <w:rPr>
+          <w:rFonts w:hint="eastAsia"/>
+          <w:sz w:val="28"/>
+          <w:szCs w:val="28"/>
+          <w:lang w:val="en-US" w:eastAsia="zh-CN"/>
+        </w:rPr>
+      </w:pPr>
+    </w:p>
+    <w:p>
+      <w:pPr>
+        <w:rPr>
+          <w:rFonts w:hint="eastAsia"/>
+          <w:sz w:val="28"/>
+          <w:szCs w:val="28"/>
+          <w:lang w:val="en-US" w:eastAsia="zh-CN"/>
+        </w:rPr>
+      </w:pPr>
+      <w:r>
+        <w:rPr>
+          <w:rFonts w:hint="eastAsia"/>
+          <w:sz w:val="28"/>
+          <w:szCs w:val="28"/>
+          <w:lang w:val="en-US" w:eastAsia="zh-CN"/>
+        </w:rPr>
+        <w:t>||你失去了所有斡旋的余地，随着那令人窒息的压迫感彻底降临，一切挣扎归于死寂||</w:t>
+      </w:r>
+    </w:p>
+    <w:p>
+      <w:pPr>
+        <w:rPr>
+          <w:rFonts w:hint="eastAsia"/>
+          <w:sz w:val="28"/>
+          <w:szCs w:val="28"/>
+          <w:lang w:val="en-US" w:eastAsia="zh-CN"/>
+        </w:rPr>
+      </w:pPr>
+    </w:p>
+    <w:p>
+      <w:pPr>
+        <w:rPr>
+          <w:rFonts w:hint="default"/>
+          <w:sz w:val="28"/>
+          <w:szCs w:val="28"/>
+          <w:lang w:val="en-US" w:eastAsia="zh-CN"/>
+        </w:rPr>
+      </w:pPr>
+      <w:r>
+        <w:rPr>
+          <w:rFonts w:hint="eastAsia"/>
+          <w:sz w:val="28"/>
+          <w:szCs w:val="28"/>
+          <w:lang w:val="en-US" w:eastAsia="zh-CN"/>
+        </w:rPr>
+        <w:t>||【系统提示】获得 Bad End “仓促赴死”||</w:t>
       </w:r>
       <w:bookmarkStart w:id="0" w:name="_GoBack"/>
       <w:bookmarkEnd w:id="0"/>
-      <w:r>
-        <w:rPr>
-          <w:rFonts w:hint="eastAsia"/>
-          <w:sz w:val="28"/>
-          <w:szCs w:val="28"/>
-          <w:lang w:val="en-US" w:eastAsia="zh-CN"/>
-        </w:rPr>
-        <w:t>”||</w:t>
-      </w:r>
-    </w:p>
-    <w:p>
-      <w:pPr>
-        <w:rPr>
-          <w:rFonts w:hint="default"/>
-          <w:sz w:val="28"/>
-          <w:szCs w:val="28"/>
-          <w:lang w:val="en-US" w:eastAsia="zh-CN"/>
-        </w:rPr>
-      </w:pPr>
-    </w:p>
-    <w:p>
-      <w:pPr>
-        <w:rPr>
-          <w:rFonts w:hint="default"/>
-          <w:sz w:val="28"/>
-          <w:szCs w:val="28"/>
-          <w:lang w:val="en-US" w:eastAsia="zh-CN"/>
-        </w:rPr>
-      </w:pPr>
     </w:p>
     <w:sectPr>
       <w:pgSz w:w="11906" w:h="16838"/>
